--- a/examples/word/tables.docx
+++ b/examples/word/tables.docx
@@ -1,6 +1,6 @@
 
 <file path=word/document.xml><?xml version="1.0" encoding="utf-8"?>
-<w:document xmlns:r="http://schemas.openxmlformats.org/officeDocument/2006/relationships" xmlns:m="http://schemas.openxmlformats.org/officeDocument/2006/math" xmlns:v="urn:schemas-microsoft-com:vml" xmlns:o="urn:schemas-microsoft-com:office:office" xmlns:w10="urn:schemas-microsoft-com:office:word" xmlns:wne="http://schemas.microsoft.com/office/word/2006/wordml" xmlns:wp="http://schemas.openxmlformats.org/drawingml/2006/wordprocessingDrawing" xmlns:wp14="http://schemas.microsoft.com/office/word/2010/wordprocessingDrawing" xmlns:a="http://schemas.openxmlformats.org/drawingml/2006/main" xmlns:pic="http://schemas.openxmlformats.org/drawingml/2006/picture" xmlns:wps="http://schemas.microsoft.com/office/word/2010/wordprocessingShape" xmlns:wpg="http://schemas.microsoft.com/office/word/2010/wordprocessingGroup" xmlns:wpi="http://schemas.microsoft.com/office/word/2010/wordprocessingInk" xmlns:wpc="http://schemas.microsoft.com/office/word/2010/wordprocessingCanvas" xmlns:w15="http://schemas.microsoft.com/office/word/2012/wordml" xmlns:mc="http://schemas.openxmlformats.org/markup-compatibility/2006" xmlns:w="http://schemas.openxmlformats.org/wordprocessingml/2006/main" xmlns:w14="http://schemas.microsoft.com/office/word/2010/wordml" mc:Ignorable="w14 w15 wp14">
+<w:document xmlns:r="http://schemas.openxmlformats.org/officeDocument/2006/relationships" xmlns:m="http://schemas.openxmlformats.org/officeDocument/2006/math" xmlns:v="urn:schemas-microsoft-com:vml" xmlns:o="urn:schemas-microsoft-com:office:office" xmlns:w10="urn:schemas-microsoft-com:office:word" xmlns:wne="http://schemas.microsoft.com/office/word/2006/wordml" xmlns:wp="http://schemas.openxmlformats.org/drawingml/2006/wordprocessingDrawing" xmlns:wp14="http://schemas.microsoft.com/office/word/2010/wordprocessingDrawing" xmlns:w14="http://schemas.microsoft.com/office/word/2010/wordml" xmlns:a="http://schemas.openxmlformats.org/drawingml/2006/main" xmlns:pic="http://schemas.openxmlformats.org/drawingml/2006/picture" xmlns:wps="http://schemas.microsoft.com/office/word/2010/wordprocessingShape" xmlns:wpg="http://schemas.microsoft.com/office/word/2010/wordprocessingGroup" xmlns:wpi="http://schemas.microsoft.com/office/word/2010/wordprocessingInk" xmlns:wpc="http://schemas.microsoft.com/office/word/2010/wordprocessingCanvas" xmlns:w15="http://schemas.microsoft.com/office/word/2012/wordml" xmlns:mc="http://schemas.openxmlformats.org/markup-compatibility/2006" xmlns:w="http://schemas.openxmlformats.org/wordprocessingml/2006/main" mc:Ignorable="w14 w15 wp14">
   <w:body>
     <w:p>
       <w:pPr>
@@ -30,6 +30,7 @@
     </w:p>
     <w:tbl>
       <w:tblPr>
+        <w:tblW w:w="8304" w:type="dxa"/>
         <w:tblBorders>
           <w:top w:val="single" w:sz="4"/>
           <w:left w:val="single" w:sz="4"/>
@@ -40,12 +41,12 @@
         </w:tblBorders>
       </w:tblPr>
       <w:tblGrid>
-        <w:gridCol w:w="2400"/>
-        <w:gridCol w:w="2400"/>
-        <w:gridCol w:w="2400"/>
-        <w:gridCol w:w="2400"/>
-        <w:gridCol w:w="2400"/>
-        <w:gridCol w:w="2400"/>
+        <w:gridCol w:w="1384"/>
+        <w:gridCol w:w="1384"/>
+        <w:gridCol w:w="1384"/>
+        <w:gridCol w:w="1384"/>
+        <w:gridCol w:w="1384"/>
+        <w:gridCol w:w="1384"/>
       </w:tblGrid>
       <w:tr>
         <w:tc>
@@ -557,6 +558,7 @@
     </w:p>
     <w:tbl>
       <w:tblPr>
+        <w:tblW w:w="8305" w:type="dxa"/>
         <w:tblBorders>
           <w:top w:val="single" w:sz="4"/>
           <w:left w:val="single" w:sz="4"/>
@@ -567,11 +569,11 @@
         </w:tblBorders>
       </w:tblPr>
       <w:tblGrid>
-        <w:gridCol w:w="2400"/>
-        <w:gridCol w:w="2400"/>
-        <w:gridCol w:w="2400"/>
-        <w:gridCol w:w="2400"/>
-        <w:gridCol w:w="2400"/>
+        <w:gridCol w:w="1661"/>
+        <w:gridCol w:w="1661"/>
+        <w:gridCol w:w="1661"/>
+        <w:gridCol w:w="1661"/>
+        <w:gridCol w:w="1661"/>
       </w:tblGrid>
       <w:tr>
         <w:tc>
@@ -620,7 +622,7 @@
         </w:tc>
         <w:tc>
           <w:tcPr>
-            <w:tcW w:w="4800" w:type="dxa"/>
+            <w:tcW w:w="3322" w:type="dxa"/>
             <w:gridSpan w:val="2"/>
             <w:shd w:val="clear" w:fill="2E75B6"/>
           </w:tcPr>
@@ -1114,6 +1116,7 @@
     </w:p>
     <w:tbl>
       <w:tblPr>
+        <w:tblW w:w="8302" w:type="dxa"/>
         <w:tblBorders>
           <w:top w:val="single" w:sz="4"/>
           <w:left w:val="single" w:sz="4"/>
@@ -1124,13 +1127,13 @@
         </w:tblBorders>
       </w:tblPr>
       <w:tblGrid>
-        <w:gridCol w:w="2400"/>
-        <w:gridCol w:w="2400"/>
-        <w:gridCol w:w="2400"/>
-        <w:gridCol w:w="2400"/>
-        <w:gridCol w:w="2400"/>
-        <w:gridCol w:w="2400"/>
-        <w:gridCol w:w="2400"/>
+        <w:gridCol w:w="1186"/>
+        <w:gridCol w:w="1186"/>
+        <w:gridCol w:w="1186"/>
+        <w:gridCol w:w="1186"/>
+        <w:gridCol w:w="1186"/>
+        <w:gridCol w:w="1186"/>
+        <w:gridCol w:w="1186"/>
       </w:tblGrid>
       <w:tr>
         <w:tc>
@@ -2012,6 +2015,386 @@
                 <w:color w:val="FFFFFF"/>
               </w:rPr>
               <w:t xml:space="preserve">Expert</w:t>
+            </w:r>
+          </w:p>
+        </w:tc>
+      </w:tr>
+    </w:tbl>
+    <w:p>
+      <w:pPr/>
+      <w:r>
+        <w:rPr/>
+        <w:t xml:space="preserve"/>
+      </w:r>
+    </w:p>
+    <w:p>
+      <w:pPr>
+        <w:pStyle w:val="Heading2"/>
+      </w:pPr>
+      <w:r>
+        <w:rPr/>
+        <w:t xml:space="preserve">4. Property Coverage (border / layout / direction / cell formatting)</w:t>
+      </w:r>
+    </w:p>
+    <w:tbl>
+      <w:tblPr>
+        <w:tblW w:w="10000" w:type="dxa"/>
+        <w:tblCellSpacing w:w="20" w:type="dxa"/>
+        <w:tblInd w:w="200" w:type="dxa"/>
+        <w:tblBorders>
+          <w:top w:val="double" w:color="1F3864" w:sz="8"/>
+          <w:left w:val="double" w:color="1F3864" w:sz="8"/>
+          <w:bottom w:val="double" w:color="1F3864" w:sz="8"/>
+          <w:right w:val="double" w:color="1F3864" w:sz="8"/>
+          <w:insideH w:val="single" w:color="9DC3E6" w:sz="4"/>
+          <w:insideV w:val="single" w:color="9DC3E6" w:sz="4"/>
+        </w:tblBorders>
+        <w:tblLayout w:type="fixed"/>
+        <w:tblCellMar>
+          <w:top w:w="80" w:type="dxa"/>
+          <w:left w:w="80" w:type="dxa"/>
+          <w:bottom w:w="80" w:type="dxa"/>
+          <w:right w:w="80" w:type="dxa"/>
+        </w:tblCellMar>
+      </w:tblPr>
+      <w:tblGrid>
+        <w:gridCol w:w="2500"/>
+        <w:gridCol w:w="2500"/>
+        <w:gridCol w:w="2500"/>
+        <w:gridCol w:w="2500"/>
+      </w:tblGrid>
+      <w:tr>
+        <w:trPr>
+          <w:tblHeader/>
+          <w:trHeight w:val="400" w:hRule="exact"/>
+        </w:trPr>
+        <w:tc>
+          <w:tcPr>
+            <w:shd w:val="clear" w:fill="2E74B5"/>
+          </w:tcPr>
+          <w:p>
+            <w:pPr>
+              <w:rPr>
+                <w:b/>
+                <w:color w:val="FFFFFF"/>
+              </w:rPr>
+            </w:pPr>
+            <w:r>
+              <w:rPr>
+                <w:b/>
+                <w:color w:val="FFFFFF"/>
+              </w:rPr>
+              <w:t xml:space="preserve">Cell Borders</w:t>
+            </w:r>
+          </w:p>
+        </w:tc>
+        <w:tc>
+          <w:tcPr>
+            <w:shd w:val="clear" w:fill="2E74B5"/>
+          </w:tcPr>
+          <w:p>
+            <w:pPr>
+              <w:rPr>
+                <w:b/>
+                <w:color w:val="FFFFFF"/>
+              </w:rPr>
+            </w:pPr>
+            <w:r>
+              <w:rPr>
+                <w:b/>
+                <w:color w:val="FFFFFF"/>
+              </w:rPr>
+              <w:t xml:space="preserve">Run Formatting</w:t>
+            </w:r>
+          </w:p>
+        </w:tc>
+        <w:tc>
+          <w:tcPr>
+            <w:shd w:val="clear" w:fill="2E74B5"/>
+          </w:tcPr>
+          <w:p>
+            <w:pPr>
+              <w:rPr>
+                <w:b/>
+                <w:color w:val="FFFFFF"/>
+              </w:rPr>
+            </w:pPr>
+            <w:r>
+              <w:rPr>
+                <w:b/>
+                <w:color w:val="FFFFFF"/>
+              </w:rPr>
+              <w:t xml:space="preserve">Merge / Flow</w:t>
+            </w:r>
+          </w:p>
+        </w:tc>
+        <w:tc>
+          <w:tcPr>
+            <w:shd w:val="clear" w:fill="2E74B5"/>
+          </w:tcPr>
+          <w:p>
+            <w:pPr>
+              <w:rPr>
+                <w:b/>
+                <w:color w:val="FFFFFF"/>
+              </w:rPr>
+            </w:pPr>
+            <w:r>
+              <w:rPr>
+                <w:b/>
+                <w:color w:val="FFFFFF"/>
+              </w:rPr>
+              <w:t xml:space="preserve">Padding / Grid</w:t>
+            </w:r>
+          </w:p>
+        </w:tc>
+      </w:tr>
+      <w:tr>
+        <w:tc>
+          <w:tcPr>
+            <w:tcBorders>
+              <w:top w:val="single" w:color="FF0000" w:sz="8"/>
+              <w:left w:val="single" w:color="FF0000" w:sz="8"/>
+              <w:bottom w:val="single" w:color="FF0000" w:sz="8"/>
+              <w:right w:val="single" w:color="FF0000" w:sz="8"/>
+              <w:tl2br w:val="single" w:color="0000FF" w:sz="4"/>
+              <w:tr2bl w:val="single" w:color="0000FF" w:sz="4"/>
+            </w:tcBorders>
+          </w:tcPr>
+          <w:p>
+            <w:r>
+              <w:t xml:space="preserve">border.all + tl2br + tr2bl</w:t>
+            </w:r>
+          </w:p>
+        </w:tc>
+        <w:tc>
+          <w:tcPr/>
+          <w:p>
+            <w:pPr>
+              <w:rPr>
+                <w:rFonts w:ascii="Times New Roman" w:hAnsi="Times New Roman" w:eastAsia="Times New Roman"/>
+                <w:i/>
+                <w:strike/>
+                <w:highlight w:val="yellow"/>
+                <w:u w:val="single"/>
+              </w:rPr>
+            </w:pPr>
+            <w:r>
+              <w:rPr>
+                <w:rFonts w:ascii="Times New Roman" w:hAnsi="Times New Roman" w:eastAsia="Times New Roman"/>
+                <w:i/>
+                <w:strike/>
+                <w:highlight w:val="yellow"/>
+                <w:u w:val="single"/>
+              </w:rPr>
+              <w:t xml:space="preserve">font + italic + strike + underline + highlight</w:t>
+            </w:r>
+          </w:p>
+        </w:tc>
+        <w:tc>
+          <w:tcPr>
+            <w:noWrap/>
+            <w:textDirection w:val="btLr"/>
+          </w:tcPr>
+          <w:p>
+            <w:pPr>
+              <w:bidi/>
+              <w:rPr>
+                <w:rtl/>
+              </w:rPr>
+            </w:pPr>
+            <w:r>
+              <w:rPr>
+                <w:rtl/>
+              </w:rPr>
+              <w:t xml:space="preserve">direction=rtl + nowrap + textDirection=btlr</w:t>
+            </w:r>
+          </w:p>
+        </w:tc>
+        <w:tc>
+          <w:tcPr>
+            <w:tcMar>
+              <w:top w:w="50" w:type="dxa"/>
+              <w:left w:w="80" w:type="dxa"/>
+              <w:bottom w:w="150" w:type="dxa"/>
+              <w:right w:w="80" w:type="dxa"/>
+            </w:tcMar>
+          </w:tcPr>
+          <w:p>
+            <w:r>
+              <w:t xml:space="preserve">padding per side + skipGridSync</w:t>
+            </w:r>
+          </w:p>
+        </w:tc>
+      </w:tr>
+      <w:tr>
+        <w:tc>
+          <w:tcPr>
+            <w:tcBorders>
+              <w:top w:val="single" w:color="FF0000" w:sz="8"/>
+              <w:bottom w:val="single" w:color="0000FF" w:sz="8"/>
+            </w:tcBorders>
+          </w:tcPr>
+          <w:p>
+            <w:r>
+              <w:t xml:space="preserve">border.top + border.bottom</w:t>
+            </w:r>
+          </w:p>
+        </w:tc>
+        <w:tc>
+          <w:tcPr>
+            <w:tcBorders>
+              <w:left w:val="single" w:color="00FF00" w:sz="8"/>
+              <w:right w:val="single" w:color="FF00FF" w:sz="8"/>
+            </w:tcBorders>
+          </w:tcPr>
+          <w:p>
+            <w:r>
+              <w:t xml:space="preserve">border.left + border.right</w:t>
+            </w:r>
+          </w:p>
+        </w:tc>
+        <w:tc>
+          <w:tcPr/>
+          <w:p>
+            <w:r>
+              <w:t xml:space="preserve">fitText squeezes text to cell width</w:t>
+            </w:r>
+          </w:p>
+        </w:tc>
+        <w:tc>
+          <w:tcPr>
+            <w:tcW w:w="2500" w:type="dxa"/>
+          </w:tcPr>
+          <w:p>
+            <w:r>
+              <w:t xml:space="preserve">width + skipGridSync</w:t>
+            </w:r>
+          </w:p>
+        </w:tc>
+      </w:tr>
+    </w:tbl>
+    <w:tbl>
+      <w:tblPr>
+        <w:tblW w:w="8304" w:type="dxa"/>
+        <w:tblBorders>
+          <w:top w:val="single" w:color="808080" w:sz="4"/>
+          <w:left w:val="single" w:color="808080" w:sz="4"/>
+          <w:bottom w:val="single" w:color="808080" w:sz="4"/>
+          <w:right w:val="single" w:color="808080" w:sz="4"/>
+          <w:insideH w:val="single" w:color="808080" w:sz="4"/>
+          <w:insideV w:val="single" w:color="808080" w:sz="4"/>
+        </w:tblBorders>
+      </w:tblPr>
+      <w:tblGrid>
+        <w:gridCol w:w="2768"/>
+        <w:gridCol w:w="2768"/>
+        <w:gridCol w:w="2768"/>
+      </w:tblGrid>
+      <w:tr>
+        <w:tc>
+          <w:tcPr>
+            <w:gridSpan w:val="2"/>
+          </w:tcPr>
+          <w:p>
+            <w:r>
+              <w:t xml:space="preserve">hmerge restart (spans 2 cols)</w:t>
+            </w:r>
+          </w:p>
+        </w:tc>
+        <w:tc>
+          <w:tcPr/>
+          <w:p>
+            <w:r>
+              <w:t xml:space="preserve">normal tc</w:t>
+            </w:r>
+          </w:p>
+        </w:tc>
+      </w:tr>
+      <w:tr>
+        <w:tc>
+          <w:tcPr/>
+          <w:p>
+            <w:r>
+              <w:t xml:space="preserve">row 2 col 1</w:t>
+            </w:r>
+          </w:p>
+        </w:tc>
+        <w:tc>
+          <w:tcPr/>
+          <w:p>
+            <w:r>
+              <w:t xml:space="preserve">row 2 col 2</w:t>
+            </w:r>
+          </w:p>
+        </w:tc>
+        <w:tc>
+          <w:tcPr/>
+          <w:p>
+            <w:r>
+              <w:t xml:space="preserve">row 2 col 3</w:t>
+            </w:r>
+          </w:p>
+        </w:tc>
+      </w:tr>
+    </w:tbl>
+    <w:tbl>
+      <w:tblPr>
+        <w:bidiVisual/>
+        <w:tblW w:w="8306" w:type="dxa"/>
+        <w:tblBorders>
+          <w:top w:val="single" w:color="C00000" w:sz="8"/>
+          <w:left w:val="single" w:color="C00000" w:sz="8"/>
+          <w:bottom w:val="single" w:color="C00000" w:sz="8"/>
+          <w:right w:val="single" w:color="C00000" w:sz="8"/>
+          <w:insideH w:val="single" w:color="C00000" w:sz="8"/>
+          <w:insideV w:val="single" w:color="C00000" w:sz="8"/>
+        </w:tblBorders>
+      </w:tblPr>
+      <w:tblGrid>
+        <w:gridCol w:w="4153"/>
+        <w:gridCol w:w="4153"/>
+      </w:tblGrid>
+      <w:tr>
+        <w:tc>
+          <w:tcPr/>
+          <w:p>
+            <w:pPr>
+              <w:rPr>
+                <w:b/>
+              </w:rPr>
+            </w:pPr>
+            <w:r>
+              <w:rPr>
+                <w:b/>
+              </w:rPr>
+              <w:t xml:space="preserve">RTL table</w:t>
+            </w:r>
+          </w:p>
+        </w:tc>
+        <w:tc>
+          <w:tcPr/>
+          <w:p>
+            <w:r>
+              <w:t xml:space="preserve">column order mirrored</w:t>
+            </w:r>
+          </w:p>
+        </w:tc>
+      </w:tr>
+      <w:tr>
+        <w:tc>
+          <w:tcPr/>
+          <w:p>
+            <w:r>
+              <w:t xml:space="preserve">row 2 col 1</w:t>
+            </w:r>
+          </w:p>
+        </w:tc>
+        <w:tc>
+          <w:tcPr/>
+          <w:p>
+            <w:r>
+              <w:t xml:space="preserve">row 2 col 2</w:t>
             </w:r>
           </w:p>
         </w:tc>
@@ -2035,10 +2418,128 @@
   <w:docDefaults>
     <w:rPrDefault>
       <w:rPr>
-        <w:rFonts w:ascii="Times New Roman" w:hAnsi="Times New Roman"/>
+        <w:rFonts w:ascii="Calibri" w:hAnsi="Calibri"/>
+        <w:sz w:val="22"/>
+        <w:szCs w:val="22"/>
       </w:rPr>
     </w:rPrDefault>
     <w:pPrDefault/>
   </w:docDefaults>
+  <w:style w:type="paragraph" w:styleId="Normal" w:default="true">
+    <w:name w:val="Normal"/>
+    <w:qFormat/>
+    <w:pPr>
+      <w:spacing w:after="0" w:line="259" w:lineRule="auto"/>
+    </w:pPr>
+  </w:style>
 </w:styles>
+</file>
+
+<file path=word/theme/theme1.xml><?xml version="1.0" encoding="utf-8"?>
+<a:theme xmlns:a="http://schemas.openxmlformats.org/drawingml/2006/main" name="Office Theme">
+  <a:themeElements>
+    <a:clrScheme name="Office">
+      <a:dk1>
+        <a:sysClr val="windowText" lastClr="000000"/>
+      </a:dk1>
+      <a:lt1>
+        <a:sysClr val="window" lastClr="FFFFFF"/>
+      </a:lt1>
+      <a:dk2>
+        <a:srgbClr val="44546A"/>
+      </a:dk2>
+      <a:lt2>
+        <a:srgbClr val="E7E6E6"/>
+      </a:lt2>
+      <a:accent1>
+        <a:srgbClr val="4472C4"/>
+      </a:accent1>
+      <a:accent2>
+        <a:srgbClr val="ED7D31"/>
+      </a:accent2>
+      <a:accent3>
+        <a:srgbClr val="A5A5A5"/>
+      </a:accent3>
+      <a:accent4>
+        <a:srgbClr val="FFC000"/>
+      </a:accent4>
+      <a:accent5>
+        <a:srgbClr val="5B9BD5"/>
+      </a:accent5>
+      <a:accent6>
+        <a:srgbClr val="70AD47"/>
+      </a:accent6>
+      <a:hlink>
+        <a:srgbClr val="0563C1"/>
+      </a:hlink>
+      <a:folHlink>
+        <a:srgbClr val="954F72"/>
+      </a:folHlink>
+    </a:clrScheme>
+    <a:fontScheme name="Office">
+      <a:majorFont>
+        <a:latin typeface="Calibri Light"/>
+        <a:ea typeface=""/>
+        <a:cs typeface=""/>
+      </a:majorFont>
+      <a:minorFont>
+        <a:latin typeface="Calibri"/>
+        <a:ea typeface=""/>
+        <a:cs typeface=""/>
+      </a:minorFont>
+    </a:fontScheme>
+    <a:fmtScheme name="Office">
+      <a:fillStyleLst>
+        <a:solidFill>
+          <a:schemeClr val="phClr"/>
+        </a:solidFill>
+        <a:solidFill>
+          <a:schemeClr val="phClr"/>
+        </a:solidFill>
+        <a:solidFill>
+          <a:schemeClr val="phClr"/>
+        </a:solidFill>
+      </a:fillStyleLst>
+      <a:lnStyleLst>
+        <a:ln w="6350" cap="flat">
+          <a:solidFill>
+            <a:schemeClr val="phClr"/>
+          </a:solidFill>
+        </a:ln>
+        <a:ln w="12700" cap="flat">
+          <a:solidFill>
+            <a:schemeClr val="phClr"/>
+          </a:solidFill>
+        </a:ln>
+        <a:ln w="19050" cap="flat">
+          <a:solidFill>
+            <a:schemeClr val="phClr"/>
+          </a:solidFill>
+        </a:ln>
+      </a:lnStyleLst>
+      <a:effectStyleLst>
+        <a:effectStyle>
+          <a:effectLst/>
+        </a:effectStyle>
+        <a:effectStyle>
+          <a:effectLst/>
+        </a:effectStyle>
+        <a:effectStyle>
+          <a:effectLst/>
+        </a:effectStyle>
+      </a:effectStyleLst>
+      <a:bgFillStyleLst>
+        <a:solidFill>
+          <a:schemeClr val="phClr"/>
+        </a:solidFill>
+        <a:solidFill>
+          <a:schemeClr val="phClr"/>
+        </a:solidFill>
+        <a:solidFill>
+          <a:schemeClr val="phClr"/>
+        </a:solidFill>
+      </a:bgFillStyleLst>
+    </a:fmtScheme>
+  </a:themeElements>
+</a:theme>
 </file>